--- a/Отчетность_этап_2/Приложения/Приложение_Д_Фотоотчёт о размещении наружной рекламы.docx
+++ b/Отчетность_этап_2/Приложения/Приложение_Д_Фотоотчёт о размещении наружной рекламы.docx
@@ -383,9 +383,9 @@
       <w:footerReference w:type="default" r:id="rId9"/>
       <w:pgSz w:w="11906" w:h="16838"/>
       <w:pgMar w:top="1134" w:right="850" w:bottom="1134" w:left="1701" w:header="567" w:footer="567" w:gutter="0"/>
+      <w:pgNumType w:start="1"/>
       <w:cols w:space="720"/>
       <w:docGrid w:linePitch="360"/>
-      <w:pgNumType w:start="1"/>
     </w:sectPr>
   </w:body>
 </w:document>
